--- a/deliverables/V4-V11_SYNC/SHARED/V4-V11_WHAT_CHANGED_THIS_PASS.docx
+++ b/deliverables/V4-V11_SYNC/SHARED/V4-V11_WHAT_CHANGED_THIS_PASS.docx
@@ -68,7 +68,7 @@
         <w:rPr>
           <w:sz w:val="21"/>
         </w:rPr>
-        <w:t>Wednesday, September 16, 2026 | 3:21 PM CT</w:t>
+        <w:t>Thursday, September 17, 2026 | 8:55 AM CT</w:t>
       </w:r>
     </w:p>
     <w:p>
@@ -134,7 +134,7 @@
         <w:rPr>
           <w:sz w:val="20"/>
         </w:rPr>
-        <w:t>•   Shorts. Thirteen of twenty-four candidates re-selected, from approved source wording only, for incomplete lists, references with no antecedent, asks that were conclusions and one ending that announced a problem instead of delivering one. Each candidate now carries its own opening text, opening shot, sound word and payoff card.</w:t>
+        <w:t>•   Shorts. Every candidate re-checked and the affected ones re-selected, from approved source wording only, for incomplete lists, references with no antecedent, part-sentence lifts, asks that were not actions and lengths with no headroom under sixty seconds. Each candidate now carries its own opening text, opening shot, sound word and payoff card.</w:t>
       </w:r>
     </w:p>
     <w:p>
@@ -194,7 +194,19 @@
         <w:rPr>
           <w:sz w:val="20"/>
         </w:rPr>
-        <w:t>•   Records. The V5 portability rationale is corrected wherever it appeared. States and contact sheets are counted separately. The eight package checksum sidecars travel beside their ZIPs.</w:t>
+        <w:t>•   Records. The V5 portability rationale is corrected wherever it appeared. Thought blocks, paragraphs, total families, active families, states and contact sheets are each counted and named separately, from one place in the build rather than typed into each document. The eight package checksum sidecars travel beside their ZIPs.</w:t>
+      </w:r>
+    </w:p>
+    <w:p>
+      <w:pPr>
+        <w:spacing w:after="80" w:line="278" w:lineRule="auto"/>
+        <w:ind w:left="547" w:hanging="230"/>
+      </w:pPr>
+      <w:r>
+        <w:rPr>
+          <w:sz w:val="20"/>
+        </w:rPr>
+        <w:t>•   V6's FOUR THINGS card is relabelled to PROBLEM, AUTHORITY, PROOF and REAL GAP, which is what V6 teaches. V8's FS_11 is marked RETIRED and INACTIVE in the asset index, the camera map, the motion map, the run of show, the QA report and the ledger, rather than simply being absent.</w:t>
       </w:r>
     </w:p>
     <w:p>
@@ -493,7 +505,7 @@
                 <w:i w:val="0"/>
                 <w:sz w:val="17"/>
               </w:rPr>
-              <w:t>220 of 220</w:t>
+              <w:t>226 of 226</w:t>
             </w:r>
           </w:p>
         </w:tc>

--- a/deliverables/V4-V11_SYNC/SHARED/V4-V11_WHAT_CHANGED_THIS_PASS.docx
+++ b/deliverables/V4-V11_SYNC/SHARED/V4-V11_WHAT_CHANGED_THIS_PASS.docx
@@ -68,7 +68,7 @@
         <w:rPr>
           <w:sz w:val="21"/>
         </w:rPr>
-        <w:t>Thursday, September 17, 2026 | 8:55 AM CT</w:t>
+        <w:t>Thursday, September 17, 2026 | 12:57 PM CT</w:t>
       </w:r>
     </w:p>
     <w:p>
@@ -106,7 +106,7 @@
           <w:color w:val="9B2C10"/>
           <w:sz w:val="21"/>
         </w:rPr>
-        <w:t>The reconciled source, all six restored introductions, thought-block parity, the packaging and the faith-inclusive descriptions were re-verified and left alone. Everything below is selection, placement and record-keeping, plus the six opening cards the briefs already called for.</w:t>
+        <w:t>The reconciled source, all six restored introductions, thought-block parity, the packaging and the faith-inclusive descriptions were re-verified and left alone. Everything below is selection, placement and record-keeping, plus the six opening families comprising eight states that the briefs already called for.</w:t>
       </w:r>
     </w:p>
     <w:p>
@@ -505,7 +505,7 @@
                 <w:i w:val="0"/>
                 <w:sz w:val="17"/>
               </w:rPr>
-              <w:t>226 of 226</w:t>
+              <w:t>264 of 264</w:t>
             </w:r>
           </w:p>
         </w:tc>

--- a/deliverables/V4-V11_SYNC/SHARED/V4-V11_WHAT_CHANGED_THIS_PASS.docx
+++ b/deliverables/V4-V11_SYNC/SHARED/V4-V11_WHAT_CHANGED_THIS_PASS.docx
@@ -68,7 +68,7 @@
         <w:rPr>
           <w:sz w:val="21"/>
         </w:rPr>
-        <w:t>Thursday, September 17, 2026 | 12:57 PM CT</w:t>
+        <w:t>Saturday, September 19, 2026 | 6:36 AM CT</w:t>
       </w:r>
     </w:p>
     <w:p>
@@ -207,6 +207,30 @@
           <w:sz w:val="20"/>
         </w:rPr>
         <w:t>•   V6's FOUR THINGS card is relabelled to PROBLEM, AUTHORITY, PROOF and REAL GAP, which is what V6 teaches. V8's FS_11 is marked RETIRED and INACTIVE in the asset index, the camera map, the motion map, the run of show, the QA report and the ledger, rather than simply being absent.</w:t>
+      </w:r>
+    </w:p>
+    <w:p>
+      <w:pPr>
+        <w:spacing w:after="80" w:line="278" w:lineRule="auto"/>
+        <w:ind w:left="547" w:hanging="230"/>
+      </w:pPr>
+      <w:r>
+        <w:rPr>
+          <w:sz w:val="20"/>
+        </w:rPr>
+        <w:t>•   One event list now generates every map. The seventeen full-screen instructions that pointed at camera paragraphs are resolved, multi-state families reveal across the paragraphs that actually name their items, and the thirty-six truncated entry and exit phrases are complete. Four teaching states were built where no delivered state could carry the treatment the brief names.</w:t>
+      </w:r>
+    </w:p>
+    <w:p>
+      <w:pPr>
+        <w:spacing w:after="80" w:line="278" w:lineRule="auto"/>
+        <w:ind w:left="547" w:hanging="230"/>
+      </w:pPr>
+      <w:r>
+        <w:rPr>
+          <w:sz w:val="20"/>
+        </w:rPr>
+        <w:t>•   V11 Short 1 closes on the approved role-drift read from TAKEAWAY VALUE instead of naming the four questions and stopping.</w:t>
       </w:r>
     </w:p>
     <w:p>
@@ -465,7 +489,7 @@
                 <w:i w:val="0"/>
                 <w:sz w:val="17"/>
               </w:rPr>
-              <w:t>175 of 175 across the eight packages</w:t>
+              <w:t>231 of 231 across the eight packages</w:t>
             </w:r>
           </w:p>
         </w:tc>
@@ -505,7 +529,7 @@
                 <w:i w:val="0"/>
                 <w:sz w:val="17"/>
               </w:rPr>
-              <w:t>264 of 264</w:t>
+              <w:t>297 of 297</w:t>
             </w:r>
           </w:p>
         </w:tc>

--- a/deliverables/V4-V11_SYNC/SHARED/V4-V11_WHAT_CHANGED_THIS_PASS.docx
+++ b/deliverables/V4-V11_SYNC/SHARED/V4-V11_WHAT_CHANGED_THIS_PASS.docx
@@ -68,7 +68,7 @@
         <w:rPr>
           <w:sz w:val="21"/>
         </w:rPr>
-        <w:t>Saturday, September 19, 2026 | 6:36 AM CT</w:t>
+        <w:t>Saturday, September 19, 2026 | 7:08 AM CT</w:t>
       </w:r>
     </w:p>
     <w:p>
@@ -489,7 +489,7 @@
                 <w:i w:val="0"/>
                 <w:sz w:val="17"/>
               </w:rPr>
-              <w:t>231 of 231 across the eight packages</w:t>
+              <w:t>263 of 263 across the eight packages</w:t>
             </w:r>
           </w:p>
         </w:tc>
